--- a/documents/templates/5_bs_com(ДКП через комисии).docx
+++ b/documents/templates/5_bs_com(ДКП через комисии).docx
@@ -3579,7 +3579,6 @@
                 <w:rFonts w:ascii="Times New Roman" w:hAnsi="Times New Roman" w:cs="Times New Roman"/>
                 <w:sz w:val="20"/>
                 <w:szCs w:val="20"/>
-                <w:lang w:val="en-US"/>
               </w:rPr>
             </w:pPr>
             <w:r>
@@ -3587,17 +3586,33 @@
                 <w:rFonts w:ascii="Times New Roman" w:hAnsi="Times New Roman" w:cs="Times New Roman"/>
                 <w:sz w:val="20"/>
                 <w:szCs w:val="20"/>
-                <w:lang w:val="en-US"/>
-              </w:rPr>
-              <w:t>{{</w:t>
-            </w:r>
-            <w:proofErr w:type="spellStart"/>
-            <w:r>
-              <w:rPr>
-                <w:rFonts w:ascii="Times New Roman" w:hAnsi="Times New Roman" w:cs="Times New Roman"/>
-                <w:sz w:val="20"/>
-                <w:szCs w:val="20"/>
-                <w:lang w:val="en-US"/>
+              </w:rPr>
+              <w:t xml:space="preserve">{% </w:t>
+            </w:r>
+            <w:proofErr w:type="spellStart"/>
+            <w:r>
+              <w:rPr>
+                <w:rFonts w:ascii="Times New Roman" w:hAnsi="Times New Roman" w:cs="Times New Roman"/>
+                <w:sz w:val="20"/>
+                <w:szCs w:val="20"/>
+              </w:rPr>
+              <w:t>if</w:t>
+            </w:r>
+            <w:proofErr w:type="spellEnd"/>
+            <w:r>
+              <w:rPr>
+                <w:rFonts w:ascii="Times New Roman" w:hAnsi="Times New Roman" w:cs="Times New Roman"/>
+                <w:sz w:val="20"/>
+                <w:szCs w:val="20"/>
+              </w:rPr>
+              <w:t xml:space="preserve"> </w:t>
+            </w:r>
+            <w:proofErr w:type="spellStart"/>
+            <w:r>
+              <w:rPr>
+                <w:rFonts w:ascii="Times New Roman" w:hAnsi="Times New Roman" w:cs="Times New Roman"/>
+                <w:sz w:val="20"/>
+                <w:szCs w:val="20"/>
               </w:rPr>
               <w:t>pts_id</w:t>
             </w:r>
@@ -3607,34 +3622,69 @@
                 <w:rFonts w:ascii="Times New Roman" w:hAnsi="Times New Roman" w:cs="Times New Roman"/>
                 <w:sz w:val="20"/>
                 <w:szCs w:val="20"/>
-                <w:lang w:val="en-US"/>
-              </w:rPr>
-              <w:t xml:space="preserve">}} </w:t>
-            </w:r>
-            <w:r>
-              <w:rPr>
-                <w:rFonts w:ascii="Times New Roman" w:hAnsi="Times New Roman" w:cs="Times New Roman"/>
-                <w:sz w:val="20"/>
-                <w:szCs w:val="20"/>
-              </w:rPr>
-              <w:t>от</w:t>
-            </w:r>
-            <w:r>
-              <w:rPr>
-                <w:rFonts w:ascii="Times New Roman" w:hAnsi="Times New Roman" w:cs="Times New Roman"/>
-                <w:sz w:val="20"/>
-                <w:szCs w:val="20"/>
-                <w:lang w:val="en-US"/>
-              </w:rPr>
-              <w:t xml:space="preserve"> {{</w:t>
-            </w:r>
-            <w:proofErr w:type="spellStart"/>
-            <w:r>
-              <w:rPr>
-                <w:rFonts w:ascii="Times New Roman" w:hAnsi="Times New Roman" w:cs="Times New Roman"/>
-                <w:sz w:val="20"/>
-                <w:szCs w:val="20"/>
-                <w:lang w:val="en-US"/>
+              </w:rPr>
+              <w:t xml:space="preserve"> %}{{ </w:t>
+            </w:r>
+            <w:proofErr w:type="spellStart"/>
+            <w:r>
+              <w:rPr>
+                <w:rFonts w:ascii="Times New Roman" w:hAnsi="Times New Roman" w:cs="Times New Roman"/>
+                <w:sz w:val="20"/>
+                <w:szCs w:val="20"/>
+              </w:rPr>
+              <w:t>pts_id</w:t>
+            </w:r>
+            <w:proofErr w:type="spellEnd"/>
+            <w:r>
+              <w:rPr>
+                <w:rFonts w:ascii="Times New Roman" w:hAnsi="Times New Roman" w:cs="Times New Roman"/>
+                <w:sz w:val="20"/>
+                <w:szCs w:val="20"/>
+              </w:rPr>
+              <w:t xml:space="preserve"> }}{% </w:t>
+            </w:r>
+            <w:proofErr w:type="spellStart"/>
+            <w:r>
+              <w:rPr>
+                <w:rFonts w:ascii="Times New Roman" w:hAnsi="Times New Roman" w:cs="Times New Roman"/>
+                <w:sz w:val="20"/>
+                <w:szCs w:val="20"/>
+              </w:rPr>
+              <w:t>endif</w:t>
+            </w:r>
+            <w:proofErr w:type="spellEnd"/>
+            <w:r>
+              <w:rPr>
+                <w:rFonts w:ascii="Times New Roman" w:hAnsi="Times New Roman" w:cs="Times New Roman"/>
+                <w:sz w:val="20"/>
+                <w:szCs w:val="20"/>
+              </w:rPr>
+              <w:t xml:space="preserve"> %}{% </w:t>
+            </w:r>
+            <w:proofErr w:type="spellStart"/>
+            <w:r>
+              <w:rPr>
+                <w:rFonts w:ascii="Times New Roman" w:hAnsi="Times New Roman" w:cs="Times New Roman"/>
+                <w:sz w:val="20"/>
+                <w:szCs w:val="20"/>
+              </w:rPr>
+              <w:t>if</w:t>
+            </w:r>
+            <w:proofErr w:type="spellEnd"/>
+            <w:r>
+              <w:rPr>
+                <w:rFonts w:ascii="Times New Roman" w:hAnsi="Times New Roman" w:cs="Times New Roman"/>
+                <w:sz w:val="20"/>
+                <w:szCs w:val="20"/>
+              </w:rPr>
+              <w:t xml:space="preserve"> </w:t>
+            </w:r>
+            <w:proofErr w:type="spellStart"/>
+            <w:r>
+              <w:rPr>
+                <w:rFonts w:ascii="Times New Roman" w:hAnsi="Times New Roman" w:cs="Times New Roman"/>
+                <w:sz w:val="20"/>
+                <w:szCs w:val="20"/>
               </w:rPr>
               <w:t>pts_date</w:t>
             </w:r>
@@ -3644,9 +3694,152 @@
                 <w:rFonts w:ascii="Times New Roman" w:hAnsi="Times New Roman" w:cs="Times New Roman"/>
                 <w:sz w:val="20"/>
                 <w:szCs w:val="20"/>
-                <w:lang w:val="en-US"/>
-              </w:rPr>
-              <w:t>}}</w:t>
+              </w:rPr>
+              <w:t xml:space="preserve"> </w:t>
+            </w:r>
+            <w:proofErr w:type="spellStart"/>
+            <w:r>
+              <w:rPr>
+                <w:rFonts w:ascii="Times New Roman" w:hAnsi="Times New Roman" w:cs="Times New Roman"/>
+                <w:sz w:val="20"/>
+                <w:szCs w:val="20"/>
+              </w:rPr>
+              <w:t>and</w:t>
+            </w:r>
+            <w:proofErr w:type="spellEnd"/>
+            <w:r>
+              <w:rPr>
+                <w:rFonts w:ascii="Times New Roman" w:hAnsi="Times New Roman" w:cs="Times New Roman"/>
+                <w:sz w:val="20"/>
+                <w:szCs w:val="20"/>
+              </w:rPr>
+              <w:t xml:space="preserve"> </w:t>
+            </w:r>
+            <w:proofErr w:type="spellStart"/>
+            <w:r>
+              <w:rPr>
+                <w:rFonts w:ascii="Times New Roman" w:hAnsi="Times New Roman" w:cs="Times New Roman"/>
+                <w:sz w:val="20"/>
+                <w:szCs w:val="20"/>
+              </w:rPr>
+              <w:t>pts_id</w:t>
+            </w:r>
+            <w:proofErr w:type="spellEnd"/>
+            <w:r>
+              <w:rPr>
+                <w:rFonts w:ascii="Times New Roman" w:hAnsi="Times New Roman" w:cs="Times New Roman"/>
+                <w:sz w:val="20"/>
+                <w:szCs w:val="20"/>
+              </w:rPr>
+              <w:t xml:space="preserve"> %} от {{ </w:t>
+            </w:r>
+            <w:proofErr w:type="spellStart"/>
+            <w:r>
+              <w:rPr>
+                <w:rFonts w:ascii="Times New Roman" w:hAnsi="Times New Roman" w:cs="Times New Roman"/>
+                <w:sz w:val="20"/>
+                <w:szCs w:val="20"/>
+              </w:rPr>
+              <w:t>pts_date</w:t>
+            </w:r>
+            <w:proofErr w:type="spellEnd"/>
+            <w:r>
+              <w:rPr>
+                <w:rFonts w:ascii="Times New Roman" w:hAnsi="Times New Roman" w:cs="Times New Roman"/>
+                <w:sz w:val="20"/>
+                <w:szCs w:val="20"/>
+              </w:rPr>
+              <w:t xml:space="preserve"> }}{% </w:t>
+            </w:r>
+            <w:proofErr w:type="spellStart"/>
+            <w:r>
+              <w:rPr>
+                <w:rFonts w:ascii="Times New Roman" w:hAnsi="Times New Roman" w:cs="Times New Roman"/>
+                <w:sz w:val="20"/>
+                <w:szCs w:val="20"/>
+              </w:rPr>
+              <w:t>endif</w:t>
+            </w:r>
+            <w:proofErr w:type="spellEnd"/>
+            <w:r>
+              <w:rPr>
+                <w:rFonts w:ascii="Times New Roman" w:hAnsi="Times New Roman" w:cs="Times New Roman"/>
+                <w:sz w:val="20"/>
+                <w:szCs w:val="20"/>
+              </w:rPr>
+              <w:t xml:space="preserve"> %}{% </w:t>
+            </w:r>
+            <w:proofErr w:type="spellStart"/>
+            <w:r>
+              <w:rPr>
+                <w:rFonts w:ascii="Times New Roman" w:hAnsi="Times New Roman" w:cs="Times New Roman"/>
+                <w:sz w:val="20"/>
+                <w:szCs w:val="20"/>
+              </w:rPr>
+              <w:t>if</w:t>
+            </w:r>
+            <w:proofErr w:type="spellEnd"/>
+            <w:r>
+              <w:rPr>
+                <w:rFonts w:ascii="Times New Roman" w:hAnsi="Times New Roman" w:cs="Times New Roman"/>
+                <w:sz w:val="20"/>
+                <w:szCs w:val="20"/>
+              </w:rPr>
+              <w:t xml:space="preserve"> </w:t>
+            </w:r>
+            <w:proofErr w:type="spellStart"/>
+            <w:r>
+              <w:rPr>
+                <w:rFonts w:ascii="Times New Roman" w:hAnsi="Times New Roman" w:cs="Times New Roman"/>
+                <w:sz w:val="20"/>
+                <w:szCs w:val="20"/>
+              </w:rPr>
+              <w:t>not</w:t>
+            </w:r>
+            <w:proofErr w:type="spellEnd"/>
+            <w:r>
+              <w:rPr>
+                <w:rFonts w:ascii="Times New Roman" w:hAnsi="Times New Roman" w:cs="Times New Roman"/>
+                <w:sz w:val="20"/>
+                <w:szCs w:val="20"/>
+              </w:rPr>
+              <w:t xml:space="preserve"> </w:t>
+            </w:r>
+            <w:proofErr w:type="spellStart"/>
+            <w:r>
+              <w:rPr>
+                <w:rFonts w:ascii="Times New Roman" w:hAnsi="Times New Roman" w:cs="Times New Roman"/>
+                <w:sz w:val="20"/>
+                <w:szCs w:val="20"/>
+              </w:rPr>
+              <w:t>pts_id</w:t>
+            </w:r>
+            <w:proofErr w:type="spellEnd"/>
+            <w:r>
+              <w:rPr>
+                <w:rFonts w:ascii="Times New Roman" w:hAnsi="Times New Roman" w:cs="Times New Roman"/>
+                <w:sz w:val="20"/>
+                <w:szCs w:val="20"/>
+              </w:rPr>
+              <w:t xml:space="preserve"> %}Отсутствует{% </w:t>
+            </w:r>
+            <w:proofErr w:type="spellStart"/>
+            <w:r>
+              <w:rPr>
+                <w:rFonts w:ascii="Times New Roman" w:hAnsi="Times New Roman" w:cs="Times New Roman"/>
+                <w:sz w:val="20"/>
+                <w:szCs w:val="20"/>
+              </w:rPr>
+              <w:t>endif</w:t>
+            </w:r>
+            <w:proofErr w:type="spellEnd"/>
+            <w:r>
+              <w:rPr>
+                <w:rFonts w:ascii="Times New Roman" w:hAnsi="Times New Roman" w:cs="Times New Roman"/>
+                <w:sz w:val="20"/>
+                <w:szCs w:val="20"/>
+              </w:rPr>
+              <w:t xml:space="preserve"> %}</w:t>
             </w:r>
           </w:p>
         </w:tc>
@@ -3735,6 +3928,46 @@
                 <w:szCs w:val="20"/>
                 <w:lang w:val="en-US"/>
               </w:rPr>
+              <w:t xml:space="preserve"> %}{{ </w:t>
+            </w:r>
+            <w:proofErr w:type="spellStart"/>
+            <w:r>
+              <w:rPr>
+                <w:rFonts w:ascii="Times New Roman" w:hAnsi="Times New Roman" w:cs="Times New Roman"/>
+                <w:sz w:val="20"/>
+                <w:szCs w:val="20"/>
+                <w:lang w:val="en-US"/>
+              </w:rPr>
+              <w:t>sts_id</w:t>
+            </w:r>
+            <w:proofErr w:type="spellEnd"/>
+            <w:r>
+              <w:rPr>
+                <w:rFonts w:ascii="Times New Roman" w:hAnsi="Times New Roman" w:cs="Times New Roman"/>
+                <w:sz w:val="20"/>
+                <w:szCs w:val="20"/>
+                <w:lang w:val="en-US"/>
+              </w:rPr>
+              <w:t xml:space="preserve"> }}{% endif %}{% if </w:t>
+            </w:r>
+            <w:proofErr w:type="spellStart"/>
+            <w:r>
+              <w:rPr>
+                <w:rFonts w:ascii="Times New Roman" w:hAnsi="Times New Roman" w:cs="Times New Roman"/>
+                <w:sz w:val="20"/>
+                <w:szCs w:val="20"/>
+                <w:lang w:val="en-US"/>
+              </w:rPr>
+              <w:t>sts_date</w:t>
+            </w:r>
+            <w:proofErr w:type="spellEnd"/>
+            <w:r>
+              <w:rPr>
+                <w:rFonts w:ascii="Times New Roman" w:hAnsi="Times New Roman" w:cs="Times New Roman"/>
+                <w:sz w:val="20"/>
+                <w:szCs w:val="20"/>
+                <w:lang w:val="en-US"/>
+              </w:rPr>
               <w:t xml:space="preserve"> and </w:t>
             </w:r>
             <w:proofErr w:type="spellStart"/>
@@ -3745,6 +3978,43 @@
                 <w:szCs w:val="20"/>
                 <w:lang w:val="en-US"/>
               </w:rPr>
+              <w:t>sts_id</w:t>
+            </w:r>
+            <w:proofErr w:type="spellEnd"/>
+            <w:r>
+              <w:rPr>
+                <w:rFonts w:ascii="Times New Roman" w:hAnsi="Times New Roman" w:cs="Times New Roman"/>
+                <w:sz w:val="20"/>
+                <w:szCs w:val="20"/>
+                <w:lang w:val="en-US"/>
+              </w:rPr>
+              <w:t xml:space="preserve"> %} </w:t>
+            </w:r>
+            <w:r>
+              <w:rPr>
+                <w:rFonts w:ascii="Times New Roman" w:hAnsi="Times New Roman" w:cs="Times New Roman"/>
+                <w:sz w:val="20"/>
+                <w:szCs w:val="20"/>
+              </w:rPr>
+              <w:t>от</w:t>
+            </w:r>
+            <w:r>
+              <w:rPr>
+                <w:rFonts w:ascii="Times New Roman" w:hAnsi="Times New Roman" w:cs="Times New Roman"/>
+                <w:sz w:val="20"/>
+                <w:szCs w:val="20"/>
+                <w:lang w:val="en-US"/>
+              </w:rPr>
+              <w:t xml:space="preserve"> {{ </w:t>
+            </w:r>
+            <w:proofErr w:type="spellStart"/>
+            <w:r>
+              <w:rPr>
+                <w:rFonts w:ascii="Times New Roman" w:hAnsi="Times New Roman" w:cs="Times New Roman"/>
+                <w:sz w:val="20"/>
+                <w:szCs w:val="20"/>
+                <w:lang w:val="en-US"/>
+              </w:rPr>
               <w:t>sts_date</w:t>
             </w:r>
             <w:proofErr w:type="spellEnd"/>
@@ -3755,7 +4025,7 @@
                 <w:szCs w:val="20"/>
                 <w:lang w:val="en-US"/>
               </w:rPr>
-              <w:t xml:space="preserve"> %}{{ </w:t>
+              <w:t xml:space="preserve"> }}{% endif %}{% if not </w:t>
             </w:r>
             <w:proofErr w:type="spellStart"/>
             <w:r>
@@ -3775,44 +4045,7 @@
                 <w:szCs w:val="20"/>
                 <w:lang w:val="en-US"/>
               </w:rPr>
-              <w:t xml:space="preserve"> }} </w:t>
-            </w:r>
-            <w:r>
-              <w:rPr>
-                <w:rFonts w:ascii="Times New Roman" w:hAnsi="Times New Roman" w:cs="Times New Roman"/>
-                <w:sz w:val="20"/>
-                <w:szCs w:val="20"/>
-              </w:rPr>
-              <w:t>от</w:t>
-            </w:r>
-            <w:r>
-              <w:rPr>
-                <w:rFonts w:ascii="Times New Roman" w:hAnsi="Times New Roman" w:cs="Times New Roman"/>
-                <w:sz w:val="20"/>
-                <w:szCs w:val="20"/>
-                <w:lang w:val="en-US"/>
-              </w:rPr>
-              <w:t xml:space="preserve"> {{ </w:t>
-            </w:r>
-            <w:proofErr w:type="spellStart"/>
-            <w:r>
-              <w:rPr>
-                <w:rFonts w:ascii="Times New Roman" w:hAnsi="Times New Roman" w:cs="Times New Roman"/>
-                <w:sz w:val="20"/>
-                <w:szCs w:val="20"/>
-                <w:lang w:val="en-US"/>
-              </w:rPr>
-              <w:t>sts_date</w:t>
-            </w:r>
-            <w:proofErr w:type="spellEnd"/>
-            <w:r>
-              <w:rPr>
-                <w:rFonts w:ascii="Times New Roman" w:hAnsi="Times New Roman" w:cs="Times New Roman"/>
-                <w:sz w:val="20"/>
-                <w:szCs w:val="20"/>
-                <w:lang w:val="en-US"/>
-              </w:rPr>
-              <w:t xml:space="preserve"> }}{% else %}</w:t>
+              <w:t xml:space="preserve"> %}</w:t>
             </w:r>
             <w:r>
               <w:rPr>
@@ -5384,61 +5617,204 @@
         <w:rPr>
           <w:rFonts w:ascii="Times New Roman" w:hAnsi="Times New Roman" w:cs="Times New Roman"/>
         </w:rPr>
-        <w:t>{{</w:t>
-      </w:r>
-      <w:r>
-        <w:rPr>
-          <w:rFonts w:ascii="Times New Roman" w:hAnsi="Times New Roman" w:cs="Times New Roman"/>
-          <w:lang w:val="en-US"/>
-        </w:rPr>
-        <w:t>pts</w:t>
-      </w:r>
-      <w:r>
-        <w:rPr>
-          <w:rFonts w:ascii="Times New Roman" w:hAnsi="Times New Roman" w:cs="Times New Roman"/>
-          <w:b/>
-          <w:bCs/>
-        </w:rPr>
-        <w:t>_</w:t>
-      </w:r>
-      <w:r>
-        <w:rPr>
-          <w:rFonts w:ascii="Times New Roman" w:hAnsi="Times New Roman" w:cs="Times New Roman"/>
-          <w:lang w:val="en-US"/>
-        </w:rPr>
-        <w:t>id</w:t>
-      </w:r>
-      <w:r>
-        <w:rPr>
-          <w:rFonts w:ascii="Times New Roman" w:hAnsi="Times New Roman" w:cs="Times New Roman"/>
-        </w:rPr>
-        <w:t>}} от {{</w:t>
-      </w:r>
-      <w:r>
-        <w:rPr>
-          <w:rFonts w:ascii="Times New Roman" w:hAnsi="Times New Roman" w:cs="Times New Roman"/>
-          <w:lang w:val="en-US"/>
-        </w:rPr>
-        <w:t>pts</w:t>
-      </w:r>
-      <w:r>
-        <w:rPr>
-          <w:rFonts w:ascii="Times New Roman" w:hAnsi="Times New Roman" w:cs="Times New Roman"/>
-        </w:rPr>
-        <w:t>_</w:t>
-      </w:r>
-      <w:r>
-        <w:rPr>
-          <w:rFonts w:ascii="Times New Roman" w:hAnsi="Times New Roman" w:cs="Times New Roman"/>
-          <w:lang w:val="en-US"/>
-        </w:rPr>
-        <w:t>date</w:t>
-      </w:r>
-      <w:r>
-        <w:rPr>
-          <w:rFonts w:ascii="Times New Roman" w:hAnsi="Times New Roman" w:cs="Times New Roman"/>
-        </w:rPr>
-        <w:t>}}</w:t>
+        <w:t xml:space="preserve">{% </w:t>
+      </w:r>
+      <w:proofErr w:type="spellStart"/>
+      <w:r>
+        <w:rPr>
+          <w:rFonts w:ascii="Times New Roman" w:hAnsi="Times New Roman" w:cs="Times New Roman"/>
+        </w:rPr>
+        <w:t>if</w:t>
+      </w:r>
+      <w:proofErr w:type="spellEnd"/>
+      <w:r>
+        <w:rPr>
+          <w:rFonts w:ascii="Times New Roman" w:hAnsi="Times New Roman" w:cs="Times New Roman"/>
+        </w:rPr>
+        <w:t xml:space="preserve"> </w:t>
+      </w:r>
+      <w:proofErr w:type="spellStart"/>
+      <w:r>
+        <w:rPr>
+          <w:rFonts w:ascii="Times New Roman" w:hAnsi="Times New Roman" w:cs="Times New Roman"/>
+        </w:rPr>
+        <w:t>pts_id</w:t>
+      </w:r>
+      <w:proofErr w:type="spellEnd"/>
+      <w:r>
+        <w:rPr>
+          <w:rFonts w:ascii="Times New Roman" w:hAnsi="Times New Roman" w:cs="Times New Roman"/>
+        </w:rPr>
+        <w:t xml:space="preserve"> %}{{ </w:t>
+      </w:r>
+      <w:proofErr w:type="spellStart"/>
+      <w:r>
+        <w:rPr>
+          <w:rFonts w:ascii="Times New Roman" w:hAnsi="Times New Roman" w:cs="Times New Roman"/>
+        </w:rPr>
+        <w:t>pts_id</w:t>
+      </w:r>
+      <w:proofErr w:type="spellEnd"/>
+      <w:r>
+        <w:rPr>
+          <w:rFonts w:ascii="Times New Roman" w:hAnsi="Times New Roman" w:cs="Times New Roman"/>
+        </w:rPr>
+        <w:t xml:space="preserve"> }}{% </w:t>
+      </w:r>
+      <w:proofErr w:type="spellStart"/>
+      <w:r>
+        <w:rPr>
+          <w:rFonts w:ascii="Times New Roman" w:hAnsi="Times New Roman" w:cs="Times New Roman"/>
+        </w:rPr>
+        <w:t>endif</w:t>
+      </w:r>
+      <w:proofErr w:type="spellEnd"/>
+      <w:r>
+        <w:rPr>
+          <w:rFonts w:ascii="Times New Roman" w:hAnsi="Times New Roman" w:cs="Times New Roman"/>
+        </w:rPr>
+        <w:t xml:space="preserve"> %}{% </w:t>
+      </w:r>
+      <w:proofErr w:type="spellStart"/>
+      <w:r>
+        <w:rPr>
+          <w:rFonts w:ascii="Times New Roman" w:hAnsi="Times New Roman" w:cs="Times New Roman"/>
+        </w:rPr>
+        <w:t>if</w:t>
+      </w:r>
+      <w:proofErr w:type="spellEnd"/>
+      <w:r>
+        <w:rPr>
+          <w:rFonts w:ascii="Times New Roman" w:hAnsi="Times New Roman" w:cs="Times New Roman"/>
+        </w:rPr>
+        <w:t xml:space="preserve"> </w:t>
+      </w:r>
+      <w:proofErr w:type="spellStart"/>
+      <w:r>
+        <w:rPr>
+          <w:rFonts w:ascii="Times New Roman" w:hAnsi="Times New Roman" w:cs="Times New Roman"/>
+        </w:rPr>
+        <w:t>pts_date</w:t>
+      </w:r>
+      <w:proofErr w:type="spellEnd"/>
+      <w:r>
+        <w:rPr>
+          <w:rFonts w:ascii="Times New Roman" w:hAnsi="Times New Roman" w:cs="Times New Roman"/>
+        </w:rPr>
+        <w:t xml:space="preserve"> </w:t>
+      </w:r>
+      <w:proofErr w:type="spellStart"/>
+      <w:r>
+        <w:rPr>
+          <w:rFonts w:ascii="Times New Roman" w:hAnsi="Times New Roman" w:cs="Times New Roman"/>
+        </w:rPr>
+        <w:t>and</w:t>
+      </w:r>
+      <w:proofErr w:type="spellEnd"/>
+      <w:r>
+        <w:rPr>
+          <w:rFonts w:ascii="Times New Roman" w:hAnsi="Times New Roman" w:cs="Times New Roman"/>
+        </w:rPr>
+        <w:t xml:space="preserve"> </w:t>
+      </w:r>
+      <w:proofErr w:type="spellStart"/>
+      <w:r>
+        <w:rPr>
+          <w:rFonts w:ascii="Times New Roman" w:hAnsi="Times New Roman" w:cs="Times New Roman"/>
+        </w:rPr>
+        <w:t>pts_id</w:t>
+      </w:r>
+      <w:proofErr w:type="spellEnd"/>
+      <w:r>
+        <w:rPr>
+          <w:rFonts w:ascii="Times New Roman" w:hAnsi="Times New Roman" w:cs="Times New Roman"/>
+        </w:rPr>
+        <w:t xml:space="preserve"> %} от {{ </w:t>
+      </w:r>
+      <w:proofErr w:type="spellStart"/>
+      <w:r>
+        <w:rPr>
+          <w:rFonts w:ascii="Times New Roman" w:hAnsi="Times New Roman" w:cs="Times New Roman"/>
+        </w:rPr>
+        <w:t>pts_date</w:t>
+      </w:r>
+      <w:proofErr w:type="spellEnd"/>
+      <w:r>
+        <w:rPr>
+          <w:rFonts w:ascii="Times New Roman" w:hAnsi="Times New Roman" w:cs="Times New Roman"/>
+        </w:rPr>
+        <w:t xml:space="preserve"> }}{% </w:t>
+      </w:r>
+      <w:proofErr w:type="spellStart"/>
+      <w:r>
+        <w:rPr>
+          <w:rFonts w:ascii="Times New Roman" w:hAnsi="Times New Roman" w:cs="Times New Roman"/>
+        </w:rPr>
+        <w:t>endif</w:t>
+      </w:r>
+      <w:proofErr w:type="spellEnd"/>
+      <w:r>
+        <w:rPr>
+          <w:rFonts w:ascii="Times New Roman" w:hAnsi="Times New Roman" w:cs="Times New Roman"/>
+        </w:rPr>
+        <w:t xml:space="preserve"> %}{% </w:t>
+      </w:r>
+      <w:proofErr w:type="spellStart"/>
+      <w:r>
+        <w:rPr>
+          <w:rFonts w:ascii="Times New Roman" w:hAnsi="Times New Roman" w:cs="Times New Roman"/>
+        </w:rPr>
+        <w:t>if</w:t>
+      </w:r>
+      <w:proofErr w:type="spellEnd"/>
+      <w:r>
+        <w:rPr>
+          <w:rFonts w:ascii="Times New Roman" w:hAnsi="Times New Roman" w:cs="Times New Roman"/>
+        </w:rPr>
+        <w:t xml:space="preserve"> </w:t>
+      </w:r>
+      <w:proofErr w:type="spellStart"/>
+      <w:r>
+        <w:rPr>
+          <w:rFonts w:ascii="Times New Roman" w:hAnsi="Times New Roman" w:cs="Times New Roman"/>
+        </w:rPr>
+        <w:t>not</w:t>
+      </w:r>
+      <w:proofErr w:type="spellEnd"/>
+      <w:r>
+        <w:rPr>
+          <w:rFonts w:ascii="Times New Roman" w:hAnsi="Times New Roman" w:cs="Times New Roman"/>
+        </w:rPr>
+        <w:t xml:space="preserve"> </w:t>
+      </w:r>
+      <w:proofErr w:type="spellStart"/>
+      <w:r>
+        <w:rPr>
+          <w:rFonts w:ascii="Times New Roman" w:hAnsi="Times New Roman" w:cs="Times New Roman"/>
+        </w:rPr>
+        <w:lastRenderedPageBreak/>
+        <w:t>pts_id</w:t>
+      </w:r>
+      <w:proofErr w:type="spellEnd"/>
+      <w:r>
+        <w:rPr>
+          <w:rFonts w:ascii="Times New Roman" w:hAnsi="Times New Roman" w:cs="Times New Roman"/>
+        </w:rPr>
+        <w:t xml:space="preserve"> %}Отсутствует{% </w:t>
+      </w:r>
+      <w:proofErr w:type="spellStart"/>
+      <w:r>
+        <w:rPr>
+          <w:rFonts w:ascii="Times New Roman" w:hAnsi="Times New Roman" w:cs="Times New Roman"/>
+        </w:rPr>
+        <w:t>endif</w:t>
+      </w:r>
+      <w:proofErr w:type="spellEnd"/>
+      <w:r>
+        <w:rPr>
+          <w:rFonts w:ascii="Times New Roman" w:hAnsi="Times New Roman" w:cs="Times New Roman"/>
+        </w:rPr>
+        <w:t xml:space="preserve"> %}</w:t>
       </w:r>
     </w:p>
     <w:p>
@@ -5566,14 +5942,7 @@
         <w:rPr>
           <w:rFonts w:ascii="Times New Roman" w:hAnsi="Times New Roman" w:cs="Times New Roman"/>
         </w:rPr>
-        <w:t xml:space="preserve">переходит к Покупателю с момента его оплаты в полном объеме, но не ранее момента </w:t>
-      </w:r>
-      <w:r>
-        <w:rPr>
-          <w:rFonts w:ascii="Times New Roman" w:hAnsi="Times New Roman" w:cs="Times New Roman"/>
-        </w:rPr>
-        <w:lastRenderedPageBreak/>
-        <w:t xml:space="preserve">передачи </w:t>
+        <w:t xml:space="preserve">переходит к Покупателю с момента его оплаты в полном объеме, но не ранее момента передачи </w:t>
       </w:r>
       <w:r>
         <w:rPr>
@@ -7944,6 +8313,7 @@
           <w:szCs w:val="20"/>
           <w:lang w:val="en-US"/>
         </w:rPr>
+        <w:lastRenderedPageBreak/>
         <w:t xml:space="preserve">  </w:t>
       </w:r>
     </w:p>
@@ -8934,7 +9304,7 @@
           <w:color w:val="000000"/>
           <w:sz w:val="20"/>
           <w:szCs w:val="20"/>
-          <w:lang w:eastAsia="en-US"/>
+          <w:lang w:val="en-US" w:eastAsia="en-US"/>
         </w:rPr>
       </w:pPr>
       <w:r>
@@ -8944,7 +9314,7 @@
           <w:color w:val="000000"/>
           <w:sz w:val="20"/>
           <w:szCs w:val="20"/>
-          <w:lang w:eastAsia="en-US"/>
+          <w:lang w:val="en-US" w:eastAsia="en-US"/>
         </w:rPr>
         <w:t xml:space="preserve">{% </w:t>
       </w:r>
@@ -8966,10 +9336,11 @@
           <w:color w:val="000000"/>
           <w:sz w:val="20"/>
           <w:szCs w:val="20"/>
-          <w:lang w:eastAsia="en-US"/>
+          <w:lang w:val="en-US" w:eastAsia="en-US"/>
         </w:rPr>
         <w:t xml:space="preserve"> </w:t>
       </w:r>
+      <w:proofErr w:type="spellStart"/>
       <w:r>
         <w:rPr>
           <w:rFonts w:ascii="Times New Roman" w:eastAsia="Calibri" w:hAnsi="Times New Roman" w:cs="Times New Roman"/>
@@ -8988,7 +9359,7 @@
           <w:color w:val="000000"/>
           <w:sz w:val="20"/>
           <w:szCs w:val="20"/>
-          <w:lang w:eastAsia="en-US"/>
+          <w:lang w:val="en-US" w:eastAsia="en-US"/>
         </w:rPr>
         <w:t>_</w:t>
       </w:r>
@@ -9003,14 +9374,15 @@
         </w:rPr>
         <w:t>type</w:t>
       </w:r>
-      <w:r>
-        <w:rPr>
-          <w:rFonts w:ascii="Times New Roman" w:eastAsia="Calibri" w:hAnsi="Times New Roman" w:cs="Times New Roman"/>
-          <w:bCs/>
-          <w:color w:val="000000"/>
-          <w:sz w:val="20"/>
-          <w:szCs w:val="20"/>
-          <w:lang w:eastAsia="en-US"/>
+      <w:proofErr w:type="spellEnd"/>
+      <w:r>
+        <w:rPr>
+          <w:rFonts w:ascii="Times New Roman" w:eastAsia="Calibri" w:hAnsi="Times New Roman" w:cs="Times New Roman"/>
+          <w:bCs/>
+          <w:color w:val="000000"/>
+          <w:sz w:val="20"/>
+          <w:szCs w:val="20"/>
+          <w:lang w:val="en-US" w:eastAsia="en-US"/>
         </w:rPr>
         <w:t xml:space="preserve"> </w:t>
       </w:r>
@@ -9032,10 +9404,11 @@
           <w:color w:val="000000"/>
           <w:sz w:val="20"/>
           <w:szCs w:val="20"/>
-          <w:lang w:eastAsia="en-US"/>
+          <w:lang w:val="en-US" w:eastAsia="en-US"/>
         </w:rPr>
         <w:t xml:space="preserve"> ['</w:t>
       </w:r>
+      <w:proofErr w:type="spellStart"/>
       <w:r>
         <w:rPr>
           <w:rFonts w:ascii="Times New Roman" w:eastAsia="Calibri" w:hAnsi="Times New Roman" w:cs="Times New Roman"/>
@@ -9054,7 +9427,7 @@
           <w:color w:val="000000"/>
           <w:sz w:val="20"/>
           <w:szCs w:val="20"/>
-          <w:lang w:eastAsia="en-US"/>
+          <w:lang w:val="en-US" w:eastAsia="en-US"/>
         </w:rPr>
         <w:t>_</w:t>
       </w:r>
@@ -9069,17 +9442,19 @@
         </w:rPr>
         <w:t>company</w:t>
       </w:r>
-      <w:r>
-        <w:rPr>
-          <w:rFonts w:ascii="Times New Roman" w:eastAsia="Calibri" w:hAnsi="Times New Roman" w:cs="Times New Roman"/>
-          <w:bCs/>
-          <w:color w:val="000000"/>
-          <w:sz w:val="20"/>
-          <w:szCs w:val="20"/>
-          <w:lang w:eastAsia="en-US"/>
+      <w:proofErr w:type="spellEnd"/>
+      <w:r>
+        <w:rPr>
+          <w:rFonts w:ascii="Times New Roman" w:eastAsia="Calibri" w:hAnsi="Times New Roman" w:cs="Times New Roman"/>
+          <w:bCs/>
+          <w:color w:val="000000"/>
+          <w:sz w:val="20"/>
+          <w:szCs w:val="20"/>
+          <w:lang w:val="en-US" w:eastAsia="en-US"/>
         </w:rPr>
         <w:t>', '</w:t>
       </w:r>
+      <w:proofErr w:type="spellStart"/>
       <w:r>
         <w:rPr>
           <w:rFonts w:ascii="Times New Roman" w:eastAsia="Calibri" w:hAnsi="Times New Roman" w:cs="Times New Roman"/>
@@ -9098,7 +9473,7 @@
           <w:color w:val="000000"/>
           <w:sz w:val="20"/>
           <w:szCs w:val="20"/>
-          <w:lang w:eastAsia="en-US"/>
+          <w:lang w:val="en-US" w:eastAsia="en-US"/>
         </w:rPr>
         <w:t>_</w:t>
       </w:r>
@@ -9113,14 +9488,15 @@
         </w:rPr>
         <w:t>company</w:t>
       </w:r>
-      <w:r>
-        <w:rPr>
-          <w:rFonts w:ascii="Times New Roman" w:eastAsia="Calibri" w:hAnsi="Times New Roman" w:cs="Times New Roman"/>
-          <w:bCs/>
-          <w:color w:val="000000"/>
-          <w:sz w:val="20"/>
-          <w:szCs w:val="20"/>
-          <w:lang w:eastAsia="en-US"/>
+      <w:proofErr w:type="spellEnd"/>
+      <w:r>
+        <w:rPr>
+          <w:rFonts w:ascii="Times New Roman" w:eastAsia="Calibri" w:hAnsi="Times New Roman" w:cs="Times New Roman"/>
+          <w:bCs/>
+          <w:color w:val="000000"/>
+          <w:sz w:val="20"/>
+          <w:szCs w:val="20"/>
+          <w:lang w:val="en-US" w:eastAsia="en-US"/>
         </w:rPr>
         <w:t>'] %}</w:t>
       </w:r>
@@ -9142,7 +9518,7 @@
           <w:color w:val="000000"/>
           <w:sz w:val="20"/>
           <w:szCs w:val="20"/>
-          <w:lang w:eastAsia="en-US"/>
+          <w:lang w:val="en-US" w:eastAsia="en-US"/>
         </w:rPr>
         <w:t xml:space="preserve"> </w:t>
       </w:r>
@@ -9164,7 +9540,7 @@
           <w:color w:val="000000"/>
           <w:sz w:val="20"/>
           <w:szCs w:val="20"/>
-          <w:lang w:eastAsia="en-US"/>
+          <w:lang w:val="en-US" w:eastAsia="en-US"/>
         </w:rPr>
         <w:t xml:space="preserve"> </w:t>
       </w:r>
@@ -9186,7 +9562,7 @@
           <w:color w:val="000000"/>
           <w:sz w:val="20"/>
           <w:szCs w:val="20"/>
-          <w:lang w:eastAsia="en-US"/>
+          <w:lang w:val="en-US" w:eastAsia="en-US"/>
         </w:rPr>
         <w:t xml:space="preserve"> </w:t>
       </w:r>
@@ -9208,7 +9584,7 @@
           <w:color w:val="000000"/>
           <w:sz w:val="20"/>
           <w:szCs w:val="20"/>
-          <w:lang w:eastAsia="en-US"/>
+          <w:lang w:val="en-US" w:eastAsia="en-US"/>
         </w:rPr>
         <w:t xml:space="preserve"> </w:t>
       </w:r>
@@ -9219,10 +9595,11 @@
           <w:color w:val="000000"/>
           <w:sz w:val="20"/>
           <w:szCs w:val="20"/>
-          <w:lang w:eastAsia="en-US"/>
+          <w:lang w:val="en-US" w:eastAsia="en-US"/>
         </w:rPr>
         <w:t xml:space="preserve">«{{ </w:t>
       </w:r>
+      <w:proofErr w:type="spellStart"/>
       <w:r>
         <w:rPr>
           <w:rFonts w:ascii="Times New Roman" w:eastAsia="Calibri" w:hAnsi="Times New Roman" w:cs="Times New Roman"/>
@@ -9241,7 +9618,7 @@
           <w:color w:val="000000"/>
           <w:sz w:val="20"/>
           <w:szCs w:val="20"/>
-          <w:lang w:eastAsia="en-US"/>
+          <w:lang w:val="en-US" w:eastAsia="en-US"/>
         </w:rPr>
         <w:t>_</w:t>
       </w:r>
@@ -9263,7 +9640,7 @@
           <w:color w:val="000000"/>
           <w:sz w:val="20"/>
           <w:szCs w:val="20"/>
-          <w:lang w:eastAsia="en-US"/>
+          <w:lang w:val="en-US" w:eastAsia="en-US"/>
         </w:rPr>
         <w:t>_</w:t>
       </w:r>
@@ -9278,14 +9655,15 @@
         </w:rPr>
         <w:t>name</w:t>
       </w:r>
-      <w:r>
-        <w:rPr>
-          <w:rFonts w:ascii="Times New Roman" w:eastAsia="Calibri" w:hAnsi="Times New Roman" w:cs="Times New Roman"/>
-          <w:b/>
-          <w:color w:val="000000"/>
-          <w:sz w:val="20"/>
-          <w:szCs w:val="20"/>
-          <w:lang w:eastAsia="en-US"/>
+      <w:proofErr w:type="spellEnd"/>
+      <w:r>
+        <w:rPr>
+          <w:rFonts w:ascii="Times New Roman" w:eastAsia="Calibri" w:hAnsi="Times New Roman" w:cs="Times New Roman"/>
+          <w:b/>
+          <w:color w:val="000000"/>
+          <w:sz w:val="20"/>
+          <w:szCs w:val="20"/>
+          <w:lang w:val="en-US" w:eastAsia="en-US"/>
         </w:rPr>
         <w:t xml:space="preserve"> }}»</w:t>
       </w:r>
@@ -9296,7 +9674,7 @@
           <w:color w:val="000000"/>
           <w:sz w:val="20"/>
           <w:szCs w:val="20"/>
-          <w:lang w:eastAsia="en-US"/>
+          <w:lang w:val="en-US" w:eastAsia="en-US"/>
         </w:rPr>
         <w:t xml:space="preserve">, </w:t>
       </w:r>
@@ -9318,7 +9696,7 @@
           <w:color w:val="000000"/>
           <w:sz w:val="20"/>
           <w:szCs w:val="20"/>
-          <w:lang w:eastAsia="en-US"/>
+          <w:lang w:val="en-US" w:eastAsia="en-US"/>
         </w:rPr>
         <w:t xml:space="preserve"> </w:t>
       </w:r>
@@ -9340,7 +9718,7 @@
           <w:color w:val="000000"/>
           <w:sz w:val="20"/>
           <w:szCs w:val="20"/>
-          <w:lang w:eastAsia="en-US"/>
+          <w:lang w:val="en-US" w:eastAsia="en-US"/>
         </w:rPr>
         <w:t xml:space="preserve"> </w:t>
       </w:r>
@@ -9362,7 +9740,7 @@
           <w:color w:val="000000"/>
           <w:sz w:val="20"/>
           <w:szCs w:val="20"/>
-          <w:lang w:eastAsia="en-US"/>
+          <w:lang w:val="en-US" w:eastAsia="en-US"/>
         </w:rPr>
         <w:t xml:space="preserve"> «</w:t>
       </w:r>
@@ -9384,7 +9762,7 @@
           <w:color w:val="000000"/>
           <w:sz w:val="20"/>
           <w:szCs w:val="20"/>
-          <w:lang w:eastAsia="en-US"/>
+          <w:lang w:val="en-US" w:eastAsia="en-US"/>
         </w:rPr>
         <w:t xml:space="preserve">», </w:t>
       </w:r>
@@ -9406,7 +9784,7 @@
           <w:color w:val="000000"/>
           <w:sz w:val="20"/>
           <w:szCs w:val="20"/>
-          <w:lang w:eastAsia="en-US"/>
+          <w:lang w:val="en-US" w:eastAsia="en-US"/>
         </w:rPr>
         <w:t xml:space="preserve"> </w:t>
       </w:r>
@@ -9428,7 +9806,7 @@
           <w:color w:val="000000"/>
           <w:sz w:val="20"/>
           <w:szCs w:val="20"/>
-          <w:lang w:eastAsia="en-US"/>
+          <w:lang w:val="en-US" w:eastAsia="en-US"/>
         </w:rPr>
         <w:t xml:space="preserve"> </w:t>
       </w:r>
@@ -9450,7 +9828,7 @@
           <w:color w:val="000000"/>
           <w:sz w:val="20"/>
           <w:szCs w:val="20"/>
-          <w:lang w:eastAsia="en-US"/>
+          <w:lang w:val="en-US" w:eastAsia="en-US"/>
         </w:rPr>
         <w:t xml:space="preserve"> </w:t>
       </w:r>
@@ -9472,10 +9850,11 @@
           <w:color w:val="000000"/>
           <w:sz w:val="20"/>
           <w:szCs w:val="20"/>
-          <w:lang w:eastAsia="en-US"/>
+          <w:lang w:val="en-US" w:eastAsia="en-US"/>
         </w:rPr>
         <w:t xml:space="preserve"> {{ </w:t>
       </w:r>
+      <w:proofErr w:type="spellStart"/>
       <w:r>
         <w:rPr>
           <w:rFonts w:ascii="Times New Roman" w:eastAsia="Calibri" w:hAnsi="Times New Roman" w:cs="Times New Roman"/>
@@ -9494,7 +9873,7 @@
           <w:color w:val="000000"/>
           <w:sz w:val="20"/>
           <w:szCs w:val="20"/>
-          <w:lang w:eastAsia="en-US"/>
+          <w:lang w:val="en-US" w:eastAsia="en-US"/>
         </w:rPr>
         <w:t>_</w:t>
       </w:r>
@@ -9516,7 +9895,7 @@
           <w:color w:val="000000"/>
           <w:sz w:val="20"/>
           <w:szCs w:val="20"/>
-          <w:lang w:eastAsia="en-US"/>
+          <w:lang w:val="en-US" w:eastAsia="en-US"/>
         </w:rPr>
         <w:t>_</w:t>
       </w:r>
@@ -9538,7 +9917,7 @@
           <w:color w:val="000000"/>
           <w:sz w:val="20"/>
           <w:szCs w:val="20"/>
-          <w:lang w:eastAsia="en-US"/>
+          <w:lang w:val="en-US" w:eastAsia="en-US"/>
         </w:rPr>
         <w:t>_</w:t>
       </w:r>
@@ -9553,14 +9932,15 @@
         </w:rPr>
         <w:t>name</w:t>
       </w:r>
-      <w:r>
-        <w:rPr>
-          <w:rFonts w:ascii="Times New Roman" w:eastAsia="Calibri" w:hAnsi="Times New Roman" w:cs="Times New Roman"/>
-          <w:bCs/>
-          <w:color w:val="000000"/>
-          <w:sz w:val="20"/>
-          <w:szCs w:val="20"/>
-          <w:lang w:eastAsia="en-US"/>
+      <w:proofErr w:type="spellEnd"/>
+      <w:r>
+        <w:rPr>
+          <w:rFonts w:ascii="Times New Roman" w:eastAsia="Calibri" w:hAnsi="Times New Roman" w:cs="Times New Roman"/>
+          <w:bCs/>
+          <w:color w:val="000000"/>
+          <w:sz w:val="20"/>
+          <w:szCs w:val="20"/>
+          <w:lang w:val="en-US" w:eastAsia="en-US"/>
         </w:rPr>
         <w:t xml:space="preserve"> }}, </w:t>
       </w:r>
@@ -9582,7 +9962,7 @@
           <w:color w:val="000000"/>
           <w:sz w:val="20"/>
           <w:szCs w:val="20"/>
-          <w:lang w:eastAsia="en-US"/>
+          <w:lang w:val="en-US" w:eastAsia="en-US"/>
         </w:rPr>
         <w:t xml:space="preserve"> </w:t>
       </w:r>
@@ -9604,7 +9984,7 @@
           <w:color w:val="000000"/>
           <w:sz w:val="20"/>
           <w:szCs w:val="20"/>
-          <w:lang w:eastAsia="en-US"/>
+          <w:lang w:val="en-US" w:eastAsia="en-US"/>
         </w:rPr>
         <w:t xml:space="preserve"> </w:t>
       </w:r>
@@ -9626,7 +10006,7 @@
           <w:color w:val="000000"/>
           <w:sz w:val="20"/>
           <w:szCs w:val="20"/>
-          <w:lang w:eastAsia="en-US"/>
+          <w:lang w:val="en-US" w:eastAsia="en-US"/>
         </w:rPr>
         <w:t xml:space="preserve"> </w:t>
       </w:r>
@@ -9648,7 +10028,7 @@
           <w:color w:val="000000"/>
           <w:sz w:val="20"/>
           <w:szCs w:val="20"/>
-          <w:lang w:eastAsia="en-US"/>
+          <w:lang w:val="en-US" w:eastAsia="en-US"/>
         </w:rPr>
         <w:t xml:space="preserve">, {% </w:t>
       </w:r>
@@ -9672,10 +10052,11 @@
           <w:color w:val="000000"/>
           <w:sz w:val="20"/>
           <w:szCs w:val="20"/>
-          <w:lang w:eastAsia="en-US"/>
+          <w:lang w:val="en-US" w:eastAsia="en-US"/>
         </w:rPr>
         <w:t xml:space="preserve"> </w:t>
       </w:r>
+      <w:proofErr w:type="spellStart"/>
       <w:r>
         <w:rPr>
           <w:rFonts w:ascii="Times New Roman" w:eastAsia="Calibri" w:hAnsi="Times New Roman" w:cs="Times New Roman"/>
@@ -9694,7 +10075,7 @@
           <w:color w:val="000000"/>
           <w:sz w:val="20"/>
           <w:szCs w:val="20"/>
-          <w:lang w:eastAsia="en-US"/>
+          <w:lang w:val="en-US" w:eastAsia="en-US"/>
         </w:rPr>
         <w:t>_</w:t>
       </w:r>
@@ -9709,14 +10090,15 @@
         </w:rPr>
         <w:t>type</w:t>
       </w:r>
-      <w:r>
-        <w:rPr>
-          <w:rFonts w:ascii="Times New Roman" w:eastAsia="Calibri" w:hAnsi="Times New Roman" w:cs="Times New Roman"/>
-          <w:bCs/>
-          <w:color w:val="000000"/>
-          <w:sz w:val="20"/>
-          <w:szCs w:val="20"/>
-          <w:lang w:eastAsia="en-US"/>
+      <w:proofErr w:type="spellEnd"/>
+      <w:r>
+        <w:rPr>
+          <w:rFonts w:ascii="Times New Roman" w:eastAsia="Calibri" w:hAnsi="Times New Roman" w:cs="Times New Roman"/>
+          <w:bCs/>
+          <w:color w:val="000000"/>
+          <w:sz w:val="20"/>
+          <w:szCs w:val="20"/>
+          <w:lang w:val="en-US" w:eastAsia="en-US"/>
         </w:rPr>
         <w:t xml:space="preserve"> </w:t>
       </w:r>
@@ -9727,7 +10109,7 @@
           <w:color w:val="000000"/>
           <w:sz w:val="20"/>
           <w:szCs w:val="20"/>
-          <w:lang w:eastAsia="en-US"/>
+          <w:lang w:val="en-US" w:eastAsia="en-US"/>
         </w:rPr>
         <w:t>== ‘</w:t>
       </w:r>
@@ -9749,7 +10131,7 @@
           <w:color w:val="000000"/>
           <w:sz w:val="20"/>
           <w:szCs w:val="20"/>
-          <w:lang w:eastAsia="en-US"/>
+          <w:lang w:val="en-US" w:eastAsia="en-US"/>
         </w:rPr>
         <w:t>’</w:t>
       </w:r>
@@ -9760,7 +10142,7 @@
           <w:color w:val="000000"/>
           <w:sz w:val="20"/>
           <w:szCs w:val="20"/>
-          <w:lang w:eastAsia="en-US"/>
+          <w:lang w:val="en-US" w:eastAsia="en-US"/>
         </w:rPr>
         <w:t xml:space="preserve"> %}</w:t>
       </w:r>
@@ -9771,10 +10153,11 @@
           <w:color w:val="000000"/>
           <w:sz w:val="20"/>
           <w:szCs w:val="20"/>
-          <w:lang w:eastAsia="en-US"/>
+          <w:lang w:val="en-US" w:eastAsia="en-US"/>
         </w:rPr>
         <w:t xml:space="preserve">{{ </w:t>
       </w:r>
+      <w:proofErr w:type="spellStart"/>
       <w:r>
         <w:rPr>
           <w:rFonts w:ascii="Times New Roman" w:eastAsia="Calibri" w:hAnsi="Times New Roman" w:cs="Times New Roman"/>
@@ -9793,7 +10176,7 @@
           <w:color w:val="000000"/>
           <w:sz w:val="20"/>
           <w:szCs w:val="20"/>
-          <w:lang w:eastAsia="en-US"/>
+          <w:lang w:val="en-US" w:eastAsia="en-US"/>
         </w:rPr>
         <w:t>_</w:t>
       </w:r>
@@ -9815,7 +10198,7 @@
           <w:color w:val="000000"/>
           <w:sz w:val="20"/>
           <w:szCs w:val="20"/>
-          <w:lang w:eastAsia="en-US"/>
+          <w:lang w:val="en-US" w:eastAsia="en-US"/>
         </w:rPr>
         <w:t>_</w:t>
       </w:r>
@@ -9830,17 +10213,19 @@
         </w:rPr>
         <w:t>name</w:t>
       </w:r>
-      <w:r>
-        <w:rPr>
-          <w:rFonts w:ascii="Times New Roman" w:eastAsia="Calibri" w:hAnsi="Times New Roman" w:cs="Times New Roman"/>
-          <w:b/>
-          <w:color w:val="000000"/>
-          <w:sz w:val="20"/>
-          <w:szCs w:val="20"/>
-          <w:lang w:eastAsia="en-US"/>
+      <w:proofErr w:type="spellEnd"/>
+      <w:r>
+        <w:rPr>
+          <w:rFonts w:ascii="Times New Roman" w:eastAsia="Calibri" w:hAnsi="Times New Roman" w:cs="Times New Roman"/>
+          <w:b/>
+          <w:color w:val="000000"/>
+          <w:sz w:val="20"/>
+          <w:szCs w:val="20"/>
+          <w:lang w:val="en-US" w:eastAsia="en-US"/>
         </w:rPr>
         <w:t xml:space="preserve"> }} {{ </w:t>
       </w:r>
+      <w:proofErr w:type="spellStart"/>
       <w:r>
         <w:rPr>
           <w:rFonts w:ascii="Times New Roman" w:eastAsia="Calibri" w:hAnsi="Times New Roman" w:cs="Times New Roman"/>
@@ -9859,7 +10244,7 @@
           <w:color w:val="000000"/>
           <w:sz w:val="20"/>
           <w:szCs w:val="20"/>
-          <w:lang w:eastAsia="en-US"/>
+          <w:lang w:val="en-US" w:eastAsia="en-US"/>
         </w:rPr>
         <w:t>_</w:t>
       </w:r>
@@ -9881,7 +10266,7 @@
           <w:color w:val="000000"/>
           <w:sz w:val="20"/>
           <w:szCs w:val="20"/>
-          <w:lang w:eastAsia="en-US"/>
+          <w:lang w:val="en-US" w:eastAsia="en-US"/>
         </w:rPr>
         <w:t>_</w:t>
       </w:r>
@@ -9896,17 +10281,19 @@
         </w:rPr>
         <w:t>name</w:t>
       </w:r>
-      <w:r>
-        <w:rPr>
-          <w:rFonts w:ascii="Times New Roman" w:eastAsia="Calibri" w:hAnsi="Times New Roman" w:cs="Times New Roman"/>
-          <w:b/>
-          <w:color w:val="000000"/>
-          <w:sz w:val="20"/>
-          <w:szCs w:val="20"/>
-          <w:lang w:eastAsia="en-US"/>
+      <w:proofErr w:type="spellEnd"/>
+      <w:r>
+        <w:rPr>
+          <w:rFonts w:ascii="Times New Roman" w:eastAsia="Calibri" w:hAnsi="Times New Roman" w:cs="Times New Roman"/>
+          <w:b/>
+          <w:color w:val="000000"/>
+          <w:sz w:val="20"/>
+          <w:szCs w:val="20"/>
+          <w:lang w:val="en-US" w:eastAsia="en-US"/>
         </w:rPr>
         <w:t xml:space="preserve"> }} {{ </w:t>
       </w:r>
+      <w:proofErr w:type="spellStart"/>
       <w:r>
         <w:rPr>
           <w:rFonts w:ascii="Times New Roman" w:eastAsia="Calibri" w:hAnsi="Times New Roman" w:cs="Times New Roman"/>
@@ -9925,7 +10312,7 @@
           <w:color w:val="000000"/>
           <w:sz w:val="20"/>
           <w:szCs w:val="20"/>
-          <w:lang w:eastAsia="en-US"/>
+          <w:lang w:val="en-US" w:eastAsia="en-US"/>
         </w:rPr>
         <w:t>_</w:t>
       </w:r>
@@ -9947,7 +10334,7 @@
           <w:color w:val="000000"/>
           <w:sz w:val="20"/>
           <w:szCs w:val="20"/>
-          <w:lang w:eastAsia="en-US"/>
+          <w:lang w:val="en-US" w:eastAsia="en-US"/>
         </w:rPr>
         <w:t>_</w:t>
       </w:r>
@@ -9962,14 +10349,15 @@
         </w:rPr>
         <w:t>name</w:t>
       </w:r>
-      <w:r>
-        <w:rPr>
-          <w:rFonts w:ascii="Times New Roman" w:eastAsia="Calibri" w:hAnsi="Times New Roman" w:cs="Times New Roman"/>
-          <w:b/>
-          <w:color w:val="000000"/>
-          <w:sz w:val="20"/>
-          <w:szCs w:val="20"/>
-          <w:lang w:eastAsia="en-US"/>
+      <w:proofErr w:type="spellEnd"/>
+      <w:r>
+        <w:rPr>
+          <w:rFonts w:ascii="Times New Roman" w:eastAsia="Calibri" w:hAnsi="Times New Roman" w:cs="Times New Roman"/>
+          <w:b/>
+          <w:color w:val="000000"/>
+          <w:sz w:val="20"/>
+          <w:szCs w:val="20"/>
+          <w:lang w:val="en-US" w:eastAsia="en-US"/>
         </w:rPr>
         <w:t xml:space="preserve"> }}</w:t>
       </w:r>
@@ -9980,7 +10368,7 @@
           <w:color w:val="000000"/>
           <w:sz w:val="20"/>
           <w:szCs w:val="20"/>
-          <w:lang w:eastAsia="en-US"/>
+          <w:lang w:val="en-US" w:eastAsia="en-US"/>
         </w:rPr>
         <w:t xml:space="preserve">, </w:t>
       </w:r>
@@ -10002,7 +10390,7 @@
           <w:color w:val="000000"/>
           <w:sz w:val="20"/>
           <w:szCs w:val="20"/>
-          <w:lang w:eastAsia="en-US"/>
+          <w:lang w:val="en-US" w:eastAsia="en-US"/>
         </w:rPr>
         <w:t>(</w:t>
       </w:r>
@@ -10026,7 +10414,7 @@
           <w:color w:val="000000"/>
           <w:sz w:val="20"/>
           <w:szCs w:val="20"/>
-          <w:lang w:eastAsia="en-US"/>
+          <w:lang w:val="en-US" w:eastAsia="en-US"/>
         </w:rPr>
         <w:t xml:space="preserve">) </w:t>
       </w:r>
@@ -10048,7 +10436,7 @@
           <w:color w:val="000000"/>
           <w:sz w:val="20"/>
           <w:szCs w:val="20"/>
-          <w:lang w:eastAsia="en-US"/>
+          <w:lang w:val="en-US" w:eastAsia="en-US"/>
         </w:rPr>
         <w:t xml:space="preserve"> </w:t>
       </w:r>
@@ -10070,7 +10458,7 @@
           <w:color w:val="000000"/>
           <w:sz w:val="20"/>
           <w:szCs w:val="20"/>
-          <w:lang w:eastAsia="en-US"/>
+          <w:lang w:val="en-US" w:eastAsia="en-US"/>
         </w:rPr>
         <w:t xml:space="preserve"> «</w:t>
       </w:r>
@@ -10092,7 +10480,7 @@
           <w:color w:val="000000"/>
           <w:sz w:val="20"/>
           <w:szCs w:val="20"/>
-          <w:lang w:eastAsia="en-US"/>
+          <w:lang w:val="en-US" w:eastAsia="en-US"/>
         </w:rPr>
         <w:t xml:space="preserve">», {% </w:t>
       </w:r>
@@ -10114,7 +10502,7 @@
           <w:color w:val="000000"/>
           <w:sz w:val="20"/>
           <w:szCs w:val="20"/>
-          <w:lang w:eastAsia="en-US"/>
+          <w:lang w:val="en-US" w:eastAsia="en-US"/>
         </w:rPr>
         <w:t xml:space="preserve"> %} </w:t>
       </w:r>
@@ -10136,7 +10524,7 @@
           <w:color w:val="000000"/>
           <w:sz w:val="20"/>
           <w:szCs w:val="20"/>
-          <w:lang w:eastAsia="en-US"/>
+          <w:lang w:val="en-US" w:eastAsia="en-US"/>
         </w:rPr>
         <w:t xml:space="preserve"> </w:t>
       </w:r>
@@ -10158,7 +10546,7 @@
           <w:color w:val="000000"/>
           <w:sz w:val="20"/>
           <w:szCs w:val="20"/>
-          <w:lang w:eastAsia="en-US"/>
+          <w:lang w:val="en-US" w:eastAsia="en-US"/>
         </w:rPr>
         <w:t xml:space="preserve"> </w:t>
       </w:r>
@@ -10180,7 +10568,7 @@
           <w:color w:val="000000"/>
           <w:sz w:val="20"/>
           <w:szCs w:val="20"/>
-          <w:lang w:eastAsia="en-US"/>
+          <w:lang w:val="en-US" w:eastAsia="en-US"/>
         </w:rPr>
         <w:t xml:space="preserve">, </w:t>
       </w:r>
@@ -14530,6 +14918,7 @@
           <w:szCs w:val="20"/>
           <w:lang w:val="en-US"/>
         </w:rPr>
+        <w:lastRenderedPageBreak/>
         <w:t xml:space="preserve">  </w:t>
       </w:r>
     </w:p>
